--- a/Ifremer-isms-documentation/Ifremer 2026 ISMS Modern Firmware Guide.docx
+++ b/Ifremer-isms-documentation/Ifremer 2026 ISMS Modern Firmware Guide.docx
@@ -134,15 +134,26 @@
       <w:r>
         <w:t xml:space="preserve">, to use the modern firmware, see the </w:t>
       </w:r>
-      <w:r>
-        <w:t>IFREMER</w:t>
-      </w:r>
-      <w:r>
-        <w:t xml:space="preserve"> 2026 ISMS notes document</w:t>
-      </w:r>
-      <w:r>
-        <w:t>.</w:t>
-      </w:r>
+      <w:hyperlink r:id="rId5" w:history="1">
+        <w:r>
+          <w:rPr>
+            <w:rStyle w:val="Hyperlink"/>
+          </w:rPr>
+          <w:t>READM</w:t>
+        </w:r>
+        <w:r>
+          <w:rPr>
+            <w:rStyle w:val="Hyperlink"/>
+          </w:rPr>
+          <w:t>E</w:t>
+        </w:r>
+        <w:r>
+          <w:rPr>
+            <w:rStyle w:val="Hyperlink"/>
+          </w:rPr>
+          <w:t>.md</w:t>
+        </w:r>
+      </w:hyperlink>
     </w:p>
     <w:p>
       <w:pPr>
@@ -156,7 +167,7 @@
       <w:r>
         <w:t xml:space="preserve">ISMS Modern firmware has a visual dashboard that utilizes the free Serial Studio software found here: </w:t>
       </w:r>
-      <w:hyperlink r:id="rId5" w:history="1">
+      <w:hyperlink r:id="rId6" w:history="1">
         <w:r>
           <w:rPr>
             <w:rStyle w:val="Hyperlink"/>
@@ -176,7 +187,7 @@
       <w:r>
         <w:t xml:space="preserve">Download the project file from </w:t>
       </w:r>
-      <w:hyperlink r:id="rId6" w:history="1">
+      <w:hyperlink r:id="rId7" w:history="1">
         <w:r>
           <w:rPr>
             <w:rStyle w:val="Hyperlink"/>
@@ -211,7 +222,7 @@
                     </pic:cNvPicPr>
                   </pic:nvPicPr>
                   <pic:blipFill>
-                    <a:blip r:embed="rId7" cstate="print">
+                    <a:blip r:embed="rId8" cstate="print">
                       <a:extLst>
                         <a:ext uri="{28A0092B-C50C-407E-A947-70E740481C1C}">
                           <a14:useLocalDpi xmlns:a14="http://schemas.microsoft.com/office/drawing/2010/main" val="0"/>
@@ -307,7 +318,7 @@
                     </pic:cNvPicPr>
                   </pic:nvPicPr>
                   <pic:blipFill>
-                    <a:blip r:embed="rId8" cstate="print">
+                    <a:blip r:embed="rId9" cstate="print">
                       <a:extLst>
                         <a:ext uri="{28A0092B-C50C-407E-A947-70E740481C1C}">
                           <a14:useLocalDpi xmlns:a14="http://schemas.microsoft.com/office/drawing/2010/main" val="0"/>
@@ -367,7 +378,7 @@
                     </pic:cNvPicPr>
                   </pic:nvPicPr>
                   <pic:blipFill rotWithShape="1">
-                    <a:blip r:embed="rId9" cstate="print">
+                    <a:blip r:embed="rId10" cstate="print">
                       <a:extLst>
                         <a:ext uri="{28A0092B-C50C-407E-A947-70E740481C1C}">
                           <a14:useLocalDpi xmlns:a14="http://schemas.microsoft.com/office/drawing/2010/main" val="0"/>
@@ -435,7 +446,7 @@
                     </pic:cNvPicPr>
                   </pic:nvPicPr>
                   <pic:blipFill rotWithShape="1">
-                    <a:blip r:embed="rId10">
+                    <a:blip r:embed="rId11">
                       <a:extLst>
                         <a:ext uri="{28A0092B-C50C-407E-A947-70E740481C1C}">
                           <a14:useLocalDpi xmlns:a14="http://schemas.microsoft.com/office/drawing/2010/main" val="0"/>
@@ -578,7 +589,7 @@
                           </pic:cNvPicPr>
                         </pic:nvPicPr>
                         <pic:blipFill rotWithShape="1">
-                          <a:blip r:embed="rId10">
+                          <a:blip r:embed="rId11">
                             <a:extLst>
                               <a:ext uri="{28A0092B-C50C-407E-A947-70E740481C1C}">
                                 <a14:useLocalDpi xmlns:a14="http://schemas.microsoft.com/office/drawing/2010/main" val="0"/>
@@ -651,7 +662,7 @@
                           </pic:cNvPicPr>
                         </pic:nvPicPr>
                         <pic:blipFill>
-                          <a:blip r:embed="rId11" cstate="print">
+                          <a:blip r:embed="rId12" cstate="print">
                             <a:extLst>
                               <a:ext uri="{28A0092B-C50C-407E-A947-70E740481C1C}">
                                 <a14:useLocalDpi xmlns:a14="http://schemas.microsoft.com/office/drawing/2010/main" val="0"/>
@@ -721,7 +732,7 @@
                     </pic:cNvPicPr>
                   </pic:nvPicPr>
                   <pic:blipFill>
-                    <a:blip r:embed="rId12" cstate="print">
+                    <a:blip r:embed="rId13" cstate="print">
                       <a:extLst>
                         <a:ext uri="{28A0092B-C50C-407E-A947-70E740481C1C}">
                           <a14:useLocalDpi xmlns:a14="http://schemas.microsoft.com/office/drawing/2010/main" val="0"/>
@@ -1832,10 +1843,7 @@
         </w:rPr>
       </w:pPr>
       <w:r>
-        <w:t xml:space="preserve">Troubleshooting </w:t>
-      </w:r>
-      <w:r>
-        <w:t>Commands</w:t>
+        <w:t>Troubleshooting Commands</w:t>
       </w:r>
     </w:p>
     <w:p>
@@ -2556,52 +2564,25 @@
         <w:rPr>
           <w:rStyle w:val="Code"/>
         </w:rPr>
+        <w:t xml:space="preserve"> + </w:t>
+      </w:r>
+      <w:r>
         <w:t xml:space="preserve"> </w:t>
       </w:r>
       <w:r>
+        <w:t xml:space="preserve"> </w:t>
+      </w:r>
+      <w:r>
         <w:rPr>
           <w:rStyle w:val="Code"/>
         </w:rPr>
-        <w:t>+</w:t>
-      </w:r>
-      <w:r>
-        <w:rPr>
-          <w:rStyle w:val="Code"/>
-        </w:rPr>
+        <w:t xml:space="preserve"> | </w:t>
+      </w:r>
+      <w:r>
         <w:t xml:space="preserve"> </w:t>
       </w:r>
       <w:r>
-        <w:t xml:space="preserve"> </w:t>
-      </w:r>
-      <w:r>
-        <w:t xml:space="preserve"> </w:t>
-      </w:r>
-      <w:r>
-        <w:rPr>
-          <w:rStyle w:val="Code"/>
-        </w:rPr>
-        <w:t xml:space="preserve"> </w:t>
-      </w:r>
-      <w:r>
-        <w:rPr>
-          <w:rStyle w:val="Code"/>
-        </w:rPr>
-        <w:t>|</w:t>
-      </w:r>
-      <w:r>
-        <w:rPr>
-          <w:rStyle w:val="Code"/>
-        </w:rPr>
-        <w:t xml:space="preserve"> </w:t>
-      </w:r>
-      <w:r>
-        <w:t xml:space="preserve"> </w:t>
-      </w:r>
-      <w:r>
-        <w:t xml:space="preserve"> </w:t>
-      </w:r>
-      <w:r>
-        <w:t xml:space="preserve"> </w:t>
+        <w:t xml:space="preserve">  </w:t>
       </w:r>
       <w:r>
         <w:rPr>
@@ -2742,25 +2723,7 @@
         <w:rPr>
           <w:rStyle w:val="Code"/>
         </w:rPr>
-        <w:t xml:space="preserve"> </w:t>
-      </w:r>
-      <w:r>
-        <w:rPr>
-          <w:rStyle w:val="Code"/>
-        </w:rPr>
-        <w:t xml:space="preserve"> !</w:t>
-      </w:r>
-      <w:r>
-        <w:rPr>
-          <w:rStyle w:val="Code"/>
-        </w:rPr>
-        <w:t xml:space="preserve"> </w:t>
-      </w:r>
-      <w:r>
-        <w:rPr>
-          <w:rStyle w:val="Code"/>
-        </w:rPr>
-        <w:t xml:space="preserve"> </w:t>
+        <w:t xml:space="preserve">  !  </w:t>
       </w:r>
       <w:r>
         <w:t xml:space="preserve"> </w:t>
@@ -6057,6 +6020,18 @@
     <w:basedOn w:val="DefaultParagraphFont"/>
     <w:rsid w:val="00571EB2"/>
   </w:style>
+  <w:style w:type="character" w:styleId="UnresolvedMention">
+    <w:name w:val="Unresolved Mention"/>
+    <w:basedOn w:val="DefaultParagraphFont"/>
+    <w:uiPriority w:val="99"/>
+    <w:semiHidden/>
+    <w:unhideWhenUsed/>
+    <w:rsid w:val="0087153B"/>
+    <w:rPr>
+      <w:color w:val="605E5C"/>
+      <w:shd w:val="clear" w:color="auto" w:fill="E1DFDD"/>
+    </w:rPr>
+  </w:style>
 </w:styles>
 </file>
 
